--- a/DESARROLLO DE TITULACIÓN II/TESIS/ARCHIVO/marco conceptual.docx
+++ b/DESARROLLO DE TITULACIÓN II/TESIS/ARCHIVO/marco conceptual.docx
@@ -43,9 +43,38 @@
     </w:p>
     <w:p>
       <w:r>
-        <w:t>usabilidad</w:t>
-      </w:r>
-    </w:p>
+        <w:t>U</w:t>
+      </w:r>
+      <w:r>
+        <w:t>sabilidad</w:t>
+      </w:r>
+    </w:p>
+    <w:p>
+      <w:proofErr w:type="spellStart"/>
+      <w:r>
+        <w:t>Scafolding</w:t>
+      </w:r>
+      <w:proofErr w:type="spellEnd"/>
+    </w:p>
+    <w:p>
+      <w:r>
+        <w:t xml:space="preserve">Ingeniería de </w:t>
+      </w:r>
+      <w:proofErr w:type="spellStart"/>
+      <w:r>
+        <w:t>prompts</w:t>
+      </w:r>
+      <w:proofErr w:type="spellEnd"/>
+    </w:p>
+    <w:p>
+      <w:r>
+        <w:t>CLEAR, CRISPE</w:t>
+      </w:r>
+      <w:r>
+        <w:t xml:space="preserve"> </w:t>
+      </w:r>
+    </w:p>
+    <w:p/>
     <w:bookmarkEnd w:id="0"/>
     <w:p>
       <w:pPr>
@@ -63,6 +92,7 @@
       </w:r>
     </w:p>
     <w:p>
+      <w:bookmarkStart w:id="1" w:name="_Hlk205879152"/>
       <w:r>
         <w:t>El presente marco conceptual define y contextualiza los términos esenciales que fundamentan el desarrollo del "MODELO CUALITATIVO BASADO EN INTELIGENCIA ARTIFICIAL GENERATIVA PARA EL DISEÑO DE INTERFACES EDUCATIVAS: APLICACIÓN EN LA ENSEÑANZA DE TRIGONOMETRÍA". La comprensión de estos conceptos es crucial para establecer una base sólida y unificada en la investigación.</w:t>
       </w:r>
@@ -74,6 +104,8 @@
           <w:bCs/>
         </w:rPr>
       </w:pPr>
+      <w:bookmarkStart w:id="2" w:name="_Hlk205879172"/>
+      <w:bookmarkEnd w:id="1"/>
       <w:r>
         <w:rPr>
           <w:b/>
@@ -137,7 +169,11 @@
       </w:r>
       <w:proofErr w:type="spellEnd"/>
       <w:r>
-        <w:t xml:space="preserve"> que atraviesa las humanidades, las ciencias sociales y las ciencias físicas". Para estos autores, el investigador cualitativo es un "</w:t>
+        <w:t xml:space="preserve"> que atraviesa las humanidades, las ciencias sociales y las ciencias físicas". Para estos autores, el </w:t>
+      </w:r>
+      <w:r>
+        <w:lastRenderedPageBreak/>
+        <w:t>investigador cualitativo es un "</w:t>
       </w:r>
       <w:proofErr w:type="spellStart"/>
       <w:r>
@@ -158,11 +194,7 @@
       </w:r>
       <w:proofErr w:type="spellEnd"/>
       <w:r>
-        <w:t xml:space="preserve">, en su publicación "Introducción a los métodos cualitativos de investigación", definen la metodología cualitativa como aquella que </w:t>
-      </w:r>
-      <w:r>
-        <w:lastRenderedPageBreak/>
-        <w:t>"produce datos descriptivos: las propias palabras de las personas, habladas o escritas, y la conducta observable". Estos autores resaltan la importancia crítica de comprender el punto de vista de los participantes desde su propio marco de referencia, lo cual implica una inmersión en el contexto y la experiencia subjetiva de los individuos estudiados.</w:t>
+        <w:t>, en su publicación "Introducción a los métodos cualitativos de investigación", definen la metodología cualitativa como aquella que "produce datos descriptivos: las propias palabras de las personas, habladas o escritas, y la conducta observable". Estos autores resaltan la importancia crítica de comprender el punto de vista de los participantes desde su propio marco de referencia, lo cual implica una inmersión en el contexto y la experiencia subjetiva de los individuos estudiados.</w:t>
       </w:r>
     </w:p>
     <w:p>
@@ -230,10 +262,11 @@
         <w:t>". Su propuesta se centra en el "desarrollo de teoría a partir de los datos recopilados de manera sistemática, en un proceso iterativo de recolección y análisis". Para Glaser y Strauss, el modelo cualitativo permite la emergencia de conceptos y teorías directamente desde la evidencia empírica, a través de un constante vaivén entre la recolección de datos y su análisis, lo que asegura que la teoría desarrollada esté intrínsecamente ligada a la realidad estudiada.</w:t>
       </w:r>
     </w:p>
+    <w:bookmarkEnd w:id="2"/>
     <w:p>
       <w:r>
         <w:pict w14:anchorId="3D0A2342">
-          <v:rect id="_x0000_i1039" style="width:0;height:1.5pt" o:hralign="center" o:hrstd="t" o:hr="t" fillcolor="#a0a0a0" stroked="f"/>
+          <v:rect id="_x0000_i1025" style="width:0;height:1.5pt" o:hralign="center" o:hrstd="t" o:hr="t" fillcolor="#a0a0a0" stroked="f"/>
         </w:pict>
       </w:r>
     </w:p>
@@ -370,6 +403,7 @@
           <w:bCs/>
         </w:rPr>
       </w:pPr>
+      <w:bookmarkStart w:id="3" w:name="_Hlk205879412"/>
       <w:r>
         <w:rPr>
           <w:b/>
@@ -380,7 +414,11 @@
     </w:p>
     <w:p>
       <w:r>
-        <w:t>La Inteligencia Artificial Generativa (IAG) representa una clase avanzada de modelos de inteligencia artificial capaces de producir contenido novedoso y original a partir de patrones aprendidos de extensos conjuntos de datos, que pueden incluir texto, imágenes o código. Este tipo de IA se distingue por su capacidad creativa, y su concepción varía ligeramente entre los principales desarrolladores que lideran su avance.</w:t>
+        <w:t xml:space="preserve">La Inteligencia Artificial Generativa (IAG) representa una clase avanzada de modelos de inteligencia artificial capaces de producir contenido novedoso y original a partir de patrones aprendidos de extensos conjuntos de datos, que pueden incluir texto, imágenes </w:t>
+      </w:r>
+      <w:r>
+        <w:lastRenderedPageBreak/>
+        <w:t>o código. Este tipo de IA se distingue por su capacidad creativa, y su concepción varía ligeramente entre los principales desarrolladores que lideran su avance.</w:t>
       </w:r>
     </w:p>
     <w:p>
@@ -406,16 +444,136 @@
       </w:r>
       <w:proofErr w:type="spellEnd"/>
       <w:r>
-        <w:t xml:space="preserve">, la IAG se refiere a "Sistemas que pueden producir texto, imágenes y otros medios en respuesta a indicaciones. Estos modelos aprenden los patrones y la estructura de sus datos de entrenamiento y luego generan nuevos datos que tienen características similares". Su visión es que la IAG </w:t>
+        <w:t>, la IAG se refiere a "Sistemas que pueden producir texto, imágenes y otros medios en respuesta a indicaciones. Estos modelos aprenden los patrones y la estructura de sus datos de entrenamiento y luego generan nuevos datos que tienen características similares". Su visión es que la IAG funcione como una herramienta de propósito general, similar a un sistema operativo, que extienda la capacidad humana en creatividad, productividad y resolución de problemas complejos en diversas áreas del conocimiento.</w:t>
+      </w:r>
+    </w:p>
+    <w:p>
+      <w:r>
+        <w:t xml:space="preserve">Por su parte, Google (Creadores de Gemini), a través de líderes como </w:t>
+      </w:r>
+      <w:proofErr w:type="spellStart"/>
+      <w:r>
+        <w:t>Sundar</w:t>
+      </w:r>
+      <w:proofErr w:type="spellEnd"/>
+      <w:r>
+        <w:t xml:space="preserve"> Pichai y </w:t>
+      </w:r>
+      <w:proofErr w:type="spellStart"/>
+      <w:r>
+        <w:t>Demis</w:t>
+      </w:r>
+      <w:proofErr w:type="spellEnd"/>
+      <w:r>
+        <w:t xml:space="preserve"> </w:t>
+      </w:r>
+      <w:proofErr w:type="spellStart"/>
+      <w:r>
+        <w:t>Hassabis</w:t>
+      </w:r>
+      <w:proofErr w:type="spellEnd"/>
+      <w:r>
+        <w:t>, enmarca la IAG como una evolución computacional que actúa como un colaborador creativo y productivo para el ser humano. Google la define como "un tipo de inteligencia artificial que puede crear contenido e ideas nuevas, como conversaciones, historias, imágenes, videos y música". Con el desarrollo de Gemini, Google ha enfatizado la multimodalidad nativa, diseñando el modelo para "entender, operar y combinar sin problemas diferentes tipos de información como texto, código, audio, imágenes y video". Esto posiciona a la IAG de Google como un sistema integrado capaz de "razonar" a través de múltiples formatos.</w:t>
+      </w:r>
+    </w:p>
+    <w:bookmarkEnd w:id="3"/>
+    <w:p>
+      <w:r>
+        <w:t>Aquí tienes la narración de la definición de Inteligencia Artificial Generativa, apta para tu marco conceptual y con referencias en formato IEEE:</w:t>
+      </w:r>
+    </w:p>
+    <w:p>
+      <w:pPr>
+        <w:rPr>
+          <w:b/>
+          <w:bCs/>
+        </w:rPr>
+      </w:pPr>
+      <w:r>
+        <w:rPr>
+          <w:b/>
+          <w:bCs/>
+        </w:rPr>
+        <w:t>2.1.2. Inteligencia Artificial Generativa (IAG)</w:t>
+      </w:r>
+    </w:p>
+    <w:p>
+      <w:r>
+        <w:t xml:space="preserve">La </w:t>
+      </w:r>
+      <w:r>
+        <w:rPr>
+          <w:b/>
+          <w:bCs/>
+        </w:rPr>
+        <w:t>Inteligencia Artificial Generativa (IAG)</w:t>
+      </w:r>
+      <w:r>
+        <w:t xml:space="preserve"> representa una clase avanzada de modelos de inteligencia artificial capaces de producir contenido novedoso y original a partir de patrones aprendidos de extensos conjuntos de datos, que pueden incluir texto, imágenes o código. Este tipo de IA se distingue por su capacidad creativa, y su concepción varía ligeramente entre los principales desarrolladores que lideran su avance.</w:t>
+      </w:r>
+    </w:p>
+    <w:p>
+      <w:proofErr w:type="spellStart"/>
+      <w:r>
+        <w:rPr>
+          <w:b/>
+          <w:bCs/>
+        </w:rPr>
+        <w:t>OpenAI</w:t>
+      </w:r>
+      <w:proofErr w:type="spellEnd"/>
+      <w:r>
+        <w:rPr>
+          <w:b/>
+          <w:bCs/>
+        </w:rPr>
+        <w:t xml:space="preserve"> (Creadores de </w:t>
+      </w:r>
+      <w:proofErr w:type="spellStart"/>
+      <w:r>
+        <w:rPr>
+          <w:b/>
+          <w:bCs/>
+        </w:rPr>
+        <w:t>ChatGPT</w:t>
+      </w:r>
+      <w:proofErr w:type="spellEnd"/>
+      <w:r>
+        <w:rPr>
+          <w:b/>
+          <w:bCs/>
+        </w:rPr>
+        <w:t>)</w:t>
+      </w:r>
+      <w:r>
+        <w:t xml:space="preserve">, con Sam Altman a la cabeza, define la IAG desde una perspectiva funcional y de empoderamiento. Para </w:t>
+      </w:r>
+      <w:proofErr w:type="spellStart"/>
+      <w:r>
+        <w:t>OpenAI</w:t>
+      </w:r>
+      <w:proofErr w:type="spellEnd"/>
+      <w:r>
+        <w:t xml:space="preserve">, la IAG se refiere a "Sistemas que pueden producir texto, imágenes y otros medios en respuesta a indicaciones. Estos modelos aprenden los patrones y la estructura de sus datos de </w:t>
       </w:r>
       <w:r>
         <w:lastRenderedPageBreak/>
-        <w:t>funcione como una herramienta de propósito general, similar a un sistema operativo, que extienda la capacidad humana en creatividad, productividad y resolución de problemas complejos en diversas áreas del conocimiento.</w:t>
-      </w:r>
-    </w:p>
-    <w:p>
-      <w:r>
-        <w:t xml:space="preserve">Por su parte, Google (Creadores de Gemini), a través de líderes como </w:t>
+        <w:t>entrenamiento y luego generan nuevos datos que tienen características similares". Su visión es que la IAG funcione como una herramienta de propósito general, similar a un sistema operativo, que extienda la capacidad humana en creatividad, productividad y resolución de problemas complejos en diversas áreas del conocimiento.</w:t>
+      </w:r>
+    </w:p>
+    <w:p>
+      <w:r>
+        <w:t xml:space="preserve">Por su parte, </w:t>
+      </w:r>
+      <w:r>
+        <w:rPr>
+          <w:b/>
+          <w:bCs/>
+        </w:rPr>
+        <w:t>Google (Creadores de Gemini)</w:t>
+      </w:r>
+      <w:r>
+        <w:t xml:space="preserve">, a través de líderes como </w:t>
       </w:r>
       <w:proofErr w:type="spellStart"/>
       <w:r>
@@ -444,129 +602,6 @@
     </w:p>
     <w:p>
       <w:r>
-        <w:t>Aquí tienes la narración de la definición de Inteligencia Artificial Generativa, apta para tu marco conceptual y con referencias en formato IEEE:</w:t>
-      </w:r>
-    </w:p>
-    <w:p>
-      <w:pPr>
-        <w:rPr>
-          <w:b/>
-          <w:bCs/>
-        </w:rPr>
-      </w:pPr>
-      <w:r>
-        <w:rPr>
-          <w:b/>
-          <w:bCs/>
-        </w:rPr>
-        <w:t>2.1.2. Inteligencia Artificial Generativa (IAG)</w:t>
-      </w:r>
-    </w:p>
-    <w:p>
-      <w:r>
-        <w:t xml:space="preserve">La </w:t>
-      </w:r>
-      <w:r>
-        <w:rPr>
-          <w:b/>
-          <w:bCs/>
-        </w:rPr>
-        <w:t>Inteligencia Artificial Generativa (IAG)</w:t>
-      </w:r>
-      <w:r>
-        <w:t xml:space="preserve"> representa una clase avanzada de modelos de inteligencia artificial capaces de producir contenido novedoso y original a partir de patrones aprendidos de extensos conjuntos de datos, que pueden incluir texto, imágenes o código. Este tipo de IA se distingue por su capacidad creativa, y su concepción varía ligeramente entre los principales desarrolladores que lideran su avance.</w:t>
-      </w:r>
-    </w:p>
-    <w:p>
-      <w:proofErr w:type="spellStart"/>
-      <w:r>
-        <w:rPr>
-          <w:b/>
-          <w:bCs/>
-        </w:rPr>
-        <w:t>OpenAI</w:t>
-      </w:r>
-      <w:proofErr w:type="spellEnd"/>
-      <w:r>
-        <w:rPr>
-          <w:b/>
-          <w:bCs/>
-        </w:rPr>
-        <w:t xml:space="preserve"> (Creadores de </w:t>
-      </w:r>
-      <w:proofErr w:type="spellStart"/>
-      <w:r>
-        <w:rPr>
-          <w:b/>
-          <w:bCs/>
-        </w:rPr>
-        <w:t>ChatGPT</w:t>
-      </w:r>
-      <w:proofErr w:type="spellEnd"/>
-      <w:r>
-        <w:rPr>
-          <w:b/>
-          <w:bCs/>
-        </w:rPr>
-        <w:t>)</w:t>
-      </w:r>
-      <w:r>
-        <w:t xml:space="preserve">, con Sam Altman a la cabeza, define la IAG desde una perspectiva funcional y de empoderamiento. Para </w:t>
-      </w:r>
-      <w:proofErr w:type="spellStart"/>
-      <w:r>
-        <w:t>OpenAI</w:t>
-      </w:r>
-      <w:proofErr w:type="spellEnd"/>
-      <w:r>
-        <w:t>, la IAG se refiere a "Sistemas que pueden producir texto, imágenes y otros medios en respuesta a indicaciones. Estos modelos aprenden los patrones y la estructura de sus datos de entrenamiento y luego generan nuevos datos que tienen características similares". Su visión es que la IAG funcione como una herramienta de propósito general, similar a un sistema operativo, que extienda la capacidad humana en creatividad, productividad y resolución de problemas complejos en diversas áreas del conocimiento.</w:t>
-      </w:r>
-    </w:p>
-    <w:p>
-      <w:r>
-        <w:t xml:space="preserve">Por su parte, </w:t>
-      </w:r>
-      <w:r>
-        <w:rPr>
-          <w:b/>
-          <w:bCs/>
-        </w:rPr>
-        <w:t>Google (Creadores de Gemini)</w:t>
-      </w:r>
-      <w:r>
-        <w:t xml:space="preserve">, a través de líderes como </w:t>
-      </w:r>
-      <w:proofErr w:type="spellStart"/>
-      <w:r>
-        <w:t>Sundar</w:t>
-      </w:r>
-      <w:proofErr w:type="spellEnd"/>
-      <w:r>
-        <w:t xml:space="preserve"> Pichai y </w:t>
-      </w:r>
-      <w:proofErr w:type="spellStart"/>
-      <w:r>
-        <w:t>Demis</w:t>
-      </w:r>
-      <w:proofErr w:type="spellEnd"/>
-      <w:r>
-        <w:t xml:space="preserve"> </w:t>
-      </w:r>
-      <w:proofErr w:type="spellStart"/>
-      <w:r>
-        <w:t>Hassabis</w:t>
-      </w:r>
-      <w:proofErr w:type="spellEnd"/>
-      <w:r>
-        <w:t xml:space="preserve">, enmarca la IAG como una evolución computacional que actúa como un colaborador creativo y productivo para el ser humano. Google la define como "un tipo de </w:t>
-      </w:r>
-      <w:r>
-        <w:lastRenderedPageBreak/>
-        <w:t>inteligencia artificial que puede crear contenido e ideas nuevas, como conversaciones, historias, imágenes, videos y música". Con el desarrollo de Gemini, Google ha enfatizado la multimodalidad nativa, diseñando el modelo para "entender, operar y combinar sin problemas diferentes tipos de información como texto, código, audio, imágenes y video". Esto posiciona a la IAG de Google como un sistema integrado capaz de "razonar" a través de múltiples formatos.</w:t>
-      </w:r>
-    </w:p>
-    <w:p>
-      <w:r>
         <w:t xml:space="preserve">Desde la perspectiva de </w:t>
       </w:r>
       <w:r>
@@ -596,7 +631,7 @@
     <w:p>
       <w:r>
         <w:pict w14:anchorId="42DD7E4E">
-          <v:rect id="_x0000_i1048" style="width:0;height:1.5pt" o:hralign="center" o:hrstd="t" o:hr="t" fillcolor="#a0a0a0" stroked="f"/>
+          <v:rect id="_x0000_i1026" style="width:0;height:1.5pt" o:hralign="center" o:hrstd="t" o:hr="t" fillcolor="#a0a0a0" stroked="f"/>
         </w:pict>
       </w:r>
     </w:p>
@@ -636,7 +671,11 @@
         </w:r>
       </w:hyperlink>
       <w:r>
-        <w:t xml:space="preserve"> (Nota: Ajusta la URL si tienes una específica de tu investigación). [2] Google AI. "Generative AI". [En línea]. Disponible en: </w:t>
+        <w:t xml:space="preserve"> (Nota: Ajusta la URL si tienes una </w:t>
+      </w:r>
+      <w:r>
+        <w:lastRenderedPageBreak/>
+        <w:t xml:space="preserve">específica de tu investigación). [2] Google AI. "Generative AI". [En línea]. Disponible en: </w:t>
       </w:r>
       <w:hyperlink r:id="rId6" w:tgtFrame="_blank" w:history="1">
         <w:r>
@@ -697,7 +736,11 @@
       </w:r>
       <w:proofErr w:type="spellEnd"/>
       <w:r>
-        <w:t xml:space="preserve"> (LXD), un enfoque multidimensional que se define como "un enfoque centrado en el ser humano, teóricamente fundamentado y socio-culturalmente sensible para el diseño del aprendizaje, con el objetivo de impulsar a los estudiantes hacia metas de aprendizaje identificadas, e informado por métodos de experiencia de usuario". LXD abarca la interacción de los estudiantes con el entorno de aprendizaje, el espacio de aprendizaje y las interacciones sociales mediadas digitalmente, considerando tres dimensiones principales: la tecnológica, la pedagógica-didáctica y la sociocultural. Así, el diseño de interfaces educativas bajo el paradigma de LXD no solo considera la interacción humano-computadora, sino que también integra activamente la usabilidad didáctica y sociocultural para apoyar a los estudiantes en el logro de sus objetivos de aprendizaje de manera efectiva, eficiente y satisfactoria.</w:t>
+        <w:t xml:space="preserve"> (LXD), un enfoque multidimensional que se define como "un enfoque centrado en el ser humano, teóricamente fundamentado y socio-culturalmente sensible para el diseño del aprendizaje, con el objetivo de impulsar a los estudiantes hacia metas de aprendizaje identificadas, e informado por métodos de experiencia de usuario". LXD abarca la interacción de los estudiantes con el entorno de aprendizaje, el espacio de aprendizaje y las interacciones sociales mediadas digitalmente, considerando tres dimensiones principales: la tecnológica, la pedagógica-didáctica y la sociocultural. Así, el diseño de interfaces educativas bajo el paradigma de LXD no solo considera la interacción humano-computadora, sino que también integra activamente la usabilidad didáctica y sociocultural </w:t>
+      </w:r>
+      <w:r>
+        <w:lastRenderedPageBreak/>
+        <w:t>para apoyar a los estudiantes en el logro de sus objetivos de aprendizaje de manera efectiva, eficiente y satisfactoria.</w:t>
       </w:r>
     </w:p>
     <w:p>
@@ -727,11 +770,103 @@
         <w:t>Trigonometría</w:t>
       </w:r>
       <w:r>
-        <w:t xml:space="preserve"> es una rama de las matemáticas que estudia las relaciones entre los ángulos y los lados de los triángulos. Es un concepto fundamental en la educación básica superior, y su dominio es crucial para el desarrollo de habilidades matemáticas. La presente tesis aborda la enseñanza de trigonometría a través de una aplicación web que </w:t>
+        <w:t xml:space="preserve"> es una rama de las matemáticas que estudia las relaciones entre los ángulos y los lados de los triángulos. Es un concepto fundamental en la educación básica superior, y su dominio es crucial para el desarrollo de habilidades matemáticas. La presente tesis aborda la enseñanza de trigonometría a través de una aplicación web que busca mejorar el rendimiento de los estudiantes en esta disciplina, donde se han identificado deficiencias significativas en el aprendizaje.</w:t>
+      </w:r>
+    </w:p>
+    <w:p>
+      <w:pPr>
+        <w:rPr>
+          <w:b/>
+          <w:bCs/>
+        </w:rPr>
+      </w:pPr>
+      <w:r>
+        <w:rPr>
+          <w:b/>
+          <w:bCs/>
+        </w:rPr>
+        <w:t>2.1.5. Aplicación Web</w:t>
+      </w:r>
+    </w:p>
+    <w:p>
+      <w:r>
+        <w:t xml:space="preserve">Una </w:t>
+      </w:r>
+      <w:r>
+        <w:rPr>
+          <w:b/>
+          <w:bCs/>
+        </w:rPr>
+        <w:t>Aplicación Web</w:t>
+      </w:r>
+      <w:r>
+        <w:t xml:space="preserve"> es un software que se ejecuta en un navegador web y al que se puede acceder a través de Internet. Permite a los usuarios interactuar con funcionalidades y servicios sin necesidad de instalar programas en sus dispositivos. En esta investigación, la aplicación web servirá como el medio para implementar el modelo cualitativo y la IA generativa, facilitando la enseñanza y práctica de conceptos básicos de trigonometría de manera interactiva y amigable.</w:t>
+      </w:r>
+    </w:p>
+    <w:p>
+      <w:pPr>
+        <w:rPr>
+          <w:b/>
+          <w:bCs/>
+        </w:rPr>
+      </w:pPr>
+      <w:r>
+        <w:rPr>
+          <w:b/>
+          <w:bCs/>
+        </w:rPr>
+        <w:t>2.1.6. Software Educativo</w:t>
+      </w:r>
+    </w:p>
+    <w:p>
+      <w:r>
+        <w:t xml:space="preserve">El </w:t>
+      </w:r>
+    </w:p>
+    <w:p>
+      <w:r>
+        <w:rPr>
+          <w:b/>
+          <w:bCs/>
+        </w:rPr>
+        <w:t>Software Educativo</w:t>
+      </w:r>
+      <w:r>
+        <w:t xml:space="preserve"> es un programa informático diseñado específicamente para apoyar el proceso de enseñanza y aprendizaje, ofreciendo herramientas interactivas, contenidos adaptativos y retroalimentación que complementan la labor docente. El software desarrollado en esta tesis, basado en el modelo cualitativo y la IA generativa, busca ser una herramienta que potencie las habilidades matemáticas de los estudiantes en trigonometría y mejore su rendimiento académico.</w:t>
+      </w:r>
+    </w:p>
+    <w:p>
+      <w:pPr>
+        <w:rPr>
+          <w:b/>
+          <w:bCs/>
+        </w:rPr>
+      </w:pPr>
+      <w:r>
+        <w:rPr>
+          <w:b/>
+          <w:bCs/>
+        </w:rPr>
+        <w:t>2.1.7. Interfaz de Programación de Aplicación (API)</w:t>
+      </w:r>
+    </w:p>
+    <w:p>
+      <w:r>
+        <w:t xml:space="preserve">Una </w:t>
+      </w:r>
+      <w:r>
+        <w:rPr>
+          <w:b/>
+          <w:bCs/>
+        </w:rPr>
+        <w:t>Interfaz de Programación de Aplicación (API)</w:t>
+      </w:r>
+      <w:r>
+        <w:t xml:space="preserve"> es un conjunto de definiciones y protocolos que permite que diferentes programas de software se comuniquen entre sí. Actúa como un intermediario que facilita la interacción entre aplicaciones, permitiendo el intercambio de datos y funcionalidades. En este proyecto, la API de inteligencia artificial generativa será consumida por la aplicación web para ofrecer la tecnología de </w:t>
       </w:r>
       <w:r>
         <w:lastRenderedPageBreak/>
-        <w:t>busca mejorar el rendimiento de los estudiantes en esta disciplina, donde se han identificado deficiencias significativas en el aprendizaje.</w:t>
+        <w:t>IA de forma dosificada y accesible, permitiendo la generación de contenido y retroalimentación personalizada para los estudiantes.</w:t>
       </w:r>
     </w:p>
     <w:p>
@@ -746,98 +881,6 @@
           <w:b/>
           <w:bCs/>
         </w:rPr>
-        <w:t>2.1.5. Aplicación Web</w:t>
-      </w:r>
-    </w:p>
-    <w:p>
-      <w:r>
-        <w:t xml:space="preserve">Una </w:t>
-      </w:r>
-      <w:r>
-        <w:rPr>
-          <w:b/>
-          <w:bCs/>
-        </w:rPr>
-        <w:t>Aplicación Web</w:t>
-      </w:r>
-      <w:r>
-        <w:t xml:space="preserve"> es un software que se ejecuta en un navegador web y al que se puede acceder a través de Internet. Permite a los usuarios interactuar con funcionalidades y servicios sin necesidad de instalar programas en sus dispositivos. En esta investigación, la aplicación web servirá como el medio para implementar el modelo cualitativo y la IA generativa, facilitando la enseñanza y práctica de conceptos básicos de trigonometría de manera interactiva y amigable.</w:t>
-      </w:r>
-    </w:p>
-    <w:p>
-      <w:pPr>
-        <w:rPr>
-          <w:b/>
-          <w:bCs/>
-        </w:rPr>
-      </w:pPr>
-      <w:r>
-        <w:rPr>
-          <w:b/>
-          <w:bCs/>
-        </w:rPr>
-        <w:t>2.1.6. Software Educativo</w:t>
-      </w:r>
-    </w:p>
-    <w:p>
-      <w:r>
-        <w:t xml:space="preserve">El </w:t>
-      </w:r>
-    </w:p>
-    <w:p>
-      <w:r>
-        <w:rPr>
-          <w:b/>
-          <w:bCs/>
-        </w:rPr>
-        <w:t>Software Educativo</w:t>
-      </w:r>
-      <w:r>
-        <w:t xml:space="preserve"> es un programa informático diseñado específicamente para apoyar el proceso de enseñanza y aprendizaje, ofreciendo herramientas interactivas, contenidos adaptativos y retroalimentación que complementan la labor docente. El software desarrollado en esta tesis, basado en el modelo cualitativo y la IA generativa, busca ser una herramienta que potencie las habilidades matemáticas de los estudiantes en trigonometría y mejore su rendimiento académico.</w:t>
-      </w:r>
-    </w:p>
-    <w:p>
-      <w:pPr>
-        <w:rPr>
-          <w:b/>
-          <w:bCs/>
-        </w:rPr>
-      </w:pPr>
-      <w:r>
-        <w:rPr>
-          <w:b/>
-          <w:bCs/>
-        </w:rPr>
-        <w:t>2.1.7. Interfaz de Programación de Aplicación (API)</w:t>
-      </w:r>
-    </w:p>
-    <w:p>
-      <w:r>
-        <w:t xml:space="preserve">Una </w:t>
-      </w:r>
-      <w:r>
-        <w:rPr>
-          <w:b/>
-          <w:bCs/>
-        </w:rPr>
-        <w:t>Interfaz de Programación de Aplicación (API)</w:t>
-      </w:r>
-      <w:r>
-        <w:t xml:space="preserve"> es un conjunto de definiciones y protocolos que permite que diferentes programas de software se comuniquen entre sí. Actúa como un intermediario que facilita la interacción entre aplicaciones, permitiendo el intercambio de datos y funcionalidades. En este proyecto, la API de inteligencia artificial generativa será consumida por la aplicación web para ofrecer la tecnología de IA de forma dosificada y accesible, permitiendo la generación de contenido y retroalimentación personalizada para los estudiantes.</w:t>
-      </w:r>
-    </w:p>
-    <w:p>
-      <w:pPr>
-        <w:rPr>
-          <w:b/>
-          <w:bCs/>
-        </w:rPr>
-      </w:pPr>
-      <w:r>
-        <w:rPr>
-          <w:b/>
-          <w:bCs/>
-        </w:rPr>
         <w:t>2.1.8. Usabilidad</w:t>
       </w:r>
     </w:p>
@@ -869,11 +912,7 @@
       </w:r>
       <w:proofErr w:type="spellEnd"/>
       <w:r>
-        <w:t xml:space="preserve">, los errores y la satisfacción subjetiva. La evaluación de la usabilidad </w:t>
-      </w:r>
-      <w:r>
-        <w:lastRenderedPageBreak/>
-        <w:t xml:space="preserve">de la aplicación web se realizará mediante estudios de usuarios, utilizando herramientas como el </w:t>
+        <w:t xml:space="preserve">, los errores y la satisfacción subjetiva. La evaluación de la usabilidad de la aplicación web se realizará mediante estudios de usuarios, utilizando herramientas como el </w:t>
       </w:r>
       <w:proofErr w:type="spellStart"/>
       <w:r>
@@ -935,7 +974,7 @@
     <w:p>
       <w:r>
         <w:pict w14:anchorId="526355A9">
-          <v:rect id="_x0000_i1031" style="width:0;height:1.5pt" o:hralign="center" o:hrstd="t" o:hr="t" fillcolor="#a0a0a0" stroked="f"/>
+          <v:rect id="_x0000_i1027" style="width:0;height:1.5pt" o:hralign="center" o:hrstd="t" o:hr="t" fillcolor="#a0a0a0" stroked="f"/>
         </w:pict>
       </w:r>
     </w:p>
